--- a/dist/대학원-과제피드백/2차과제_피드백_장거리연애.docx
+++ b/dist/대학원-과제피드백/2차과제_피드백_장거리연애.docx
@@ -4,12 +4,12 @@
   <w:body>
     <w:p>
       <w:pPr>
-        <w:spacing w:after="60" w:before="0" w:line="282"/>
-      </w:pPr>
-      <w:r>
-        <w:rPr>
-          <w:rFonts w:ascii="Pretendard" w:cs="Pretendard" w:eastAsia="Pretendard" w:hAnsi="Pretendard"/>
-          <w:color w:val="5A5A5A"/>
+        <w:spacing w:after="60" w:before="0" w:line="286"/>
+      </w:pPr>
+      <w:r>
+        <w:rPr>
+          <w:rFonts w:ascii="Pretendard" w:cs="Pretendard" w:eastAsia="Pretendard" w:hAnsi="Pretendard"/>
+          <w:color w:val="4A4A4A"/>
           <w:sz w:val="16"/>
           <w:szCs w:val="16"/>
         </w:rPr>
@@ -18,7 +18,7 @@
     </w:p>
     <w:p>
       <w:pPr>
-        <w:spacing w:after="80" w:before="0" w:line="282"/>
+        <w:spacing w:after="80" w:before="0" w:line="286"/>
       </w:pPr>
       <w:r>
         <w:rPr>
@@ -37,12 +37,12 @@
         <w:pBdr>
           <w:bottom w:val="single" w:color="111111" w:sz="12" w:space="6"/>
         </w:pBdr>
-        <w:spacing w:after="100" w:before="0" w:line="282"/>
-      </w:pPr>
-      <w:r>
-        <w:rPr>
-          <w:rFonts w:ascii="Pretendard" w:cs="Pretendard" w:eastAsia="Pretendard" w:hAnsi="Pretendard"/>
-          <w:color w:val="5A5A5A"/>
+        <w:spacing w:after="100" w:before="0" w:line="286"/>
+      </w:pPr>
+      <w:r>
+        <w:rPr>
+          <w:rFonts w:ascii="Pretendard" w:cs="Pretendard" w:eastAsia="Pretendard" w:hAnsi="Pretendard"/>
+          <w:color w:val="4A4A4A"/>
           <w:sz w:val="20"/>
           <w:szCs w:val="20"/>
         </w:rPr>
@@ -54,7 +54,7 @@
         <w:pBdr>
           <w:bottom w:val="single" w:color="C8C8C8" w:sz="6" w:space="8"/>
         </w:pBdr>
-        <w:spacing w:after="110" w:before="230" w:line="282"/>
+        <w:spacing w:after="120" w:before="240" w:line="286"/>
       </w:pPr>
       <w:r>
         <w:rPr>
@@ -65,7 +65,7 @@
           <w:sz w:val="23"/>
           <w:szCs w:val="23"/>
         </w:rPr>
-        <w:t xml:space="preserve">1. 제출한 것</w:t>
+        <w:t xml:space="preserve">잘한 점</w:t>
       </w:r>
     </w:p>
     <w:p>
@@ -75,16 +75,16 @@
           <w:ilvl w:val="0"/>
           <w:numId w:val="2"/>
         </w:numPr>
-        <w:spacing w:after="74" w:before="0" w:line="282"/>
-      </w:pPr>
-      <w:r>
-        <w:rPr>
-          <w:rFonts w:ascii="Pretendard" w:cs="Pretendard" w:eastAsia="Pretendard" w:hAnsi="Pretendard"/>
-          <w:color w:val="111111"/>
-          <w:sz w:val="20"/>
-          <w:szCs w:val="20"/>
-        </w:rPr>
-        <w:t xml:space="preserve">1990년대 이후 매개 친밀성 기술이 어떻게 바뀌어 왔는지 정리했습니다.</w:t>
+        <w:spacing w:after="76" w:before="0" w:line="286"/>
+      </w:pPr>
+      <w:r>
+        <w:rPr>
+          <w:rFonts w:ascii="Pretendard" w:cs="Pretendard" w:eastAsia="Pretendard" w:hAnsi="Pretendard"/>
+          <w:color w:val="111111"/>
+          <w:sz w:val="20"/>
+          <w:szCs w:val="20"/>
+        </w:rPr>
+        <w:t xml:space="preserve">1990년대 이후 매개 친밀성 기술의 변화 방향을 정리했습니다.</w:t>
       </w:r>
     </w:p>
     <w:p>
@@ -94,16 +94,16 @@
           <w:ilvl w:val="0"/>
           <w:numId w:val="2"/>
         </w:numPr>
-        <w:spacing w:after="74" w:before="0" w:line="282"/>
-      </w:pPr>
-      <w:r>
-        <w:rPr>
-          <w:rFonts w:ascii="Pretendard" w:cs="Pretendard" w:eastAsia="Pretendard" w:hAnsi="Pretendard"/>
-          <w:color w:val="111111"/>
-          <w:sz w:val="20"/>
-          <w:szCs w:val="20"/>
-        </w:rPr>
-        <w:t xml:space="preserve">콘셉트를 세 층으로 나눴습니다. 디자인 규정, 제품 아이디어, 연구 구성개념입니다.</w:t>
+        <w:spacing w:after="76" w:before="0" w:line="286"/>
+      </w:pPr>
+      <w:r>
+        <w:rPr>
+          <w:rFonts w:ascii="Pretendard" w:cs="Pretendard" w:eastAsia="Pretendard" w:hAnsi="Pretendard"/>
+          <w:color w:val="111111"/>
+          <w:sz w:val="20"/>
+          <w:szCs w:val="20"/>
+        </w:rPr>
+        <w:t xml:space="preserve">콘셉트를 디자인 규정, 제품 아이디어, 연구 구성개념의 세 층위로 구분했습니다.</w:t>
       </w:r>
     </w:p>
     <w:p>
@@ -113,16 +113,16 @@
           <w:ilvl w:val="0"/>
           <w:numId w:val="2"/>
         </w:numPr>
-        <w:spacing w:after="74" w:before="0" w:line="282"/>
-      </w:pPr>
-      <w:r>
-        <w:rPr>
-          <w:rFonts w:ascii="Pretendard" w:cs="Pretendard" w:eastAsia="Pretendard" w:hAnsi="Pretendard"/>
-          <w:color w:val="111111"/>
-          <w:sz w:val="20"/>
-          <w:szCs w:val="20"/>
-        </w:rPr>
-        <w:t xml:space="preserve">검증 순서를 적었습니다. 인터뷰로 개념을 정하고, 프로토타입을 만들고, 사용 전후를 비교합니다.</w:t>
+        <w:spacing w:after="76" w:before="0" w:line="286"/>
+      </w:pPr>
+      <w:r>
+        <w:rPr>
+          <w:rFonts w:ascii="Pretendard" w:cs="Pretendard" w:eastAsia="Pretendard" w:hAnsi="Pretendard"/>
+          <w:color w:val="111111"/>
+          <w:sz w:val="20"/>
+          <w:szCs w:val="20"/>
+        </w:rPr>
+        <w:t xml:space="preserve">검증 절차를 인터뷰 → 프로토타입 제작 → 사용 전후 비교로 설정했습니다.</w:t>
       </w:r>
     </w:p>
     <w:p>
@@ -132,16 +132,16 @@
           <w:ilvl w:val="0"/>
           <w:numId w:val="2"/>
         </w:numPr>
-        <w:spacing w:after="74" w:before="0" w:line="282"/>
-      </w:pPr>
-      <w:r>
-        <w:rPr>
-          <w:rFonts w:ascii="Pretendard" w:cs="Pretendard" w:eastAsia="Pretendard" w:hAnsi="Pretendard"/>
-          <w:color w:val="111111"/>
-          <w:sz w:val="20"/>
-          <w:szCs w:val="20"/>
-        </w:rPr>
-        <w:t xml:space="preserve">'대체'가 아니라 '보완'이라고 범위를 좁혔습니다.</w:t>
+        <w:spacing w:after="76" w:before="0" w:line="286"/>
+      </w:pPr>
+      <w:r>
+        <w:rPr>
+          <w:rFonts w:ascii="Pretendard" w:cs="Pretendard" w:eastAsia="Pretendard" w:hAnsi="Pretendard"/>
+          <w:color w:val="111111"/>
+          <w:sz w:val="20"/>
+          <w:szCs w:val="20"/>
+        </w:rPr>
+        <w:t xml:space="preserve">기존 소통 방식을 대체하는 것이 아니라 보완하는 연구로 범위를 설정했습니다.</w:t>
       </w:r>
     </w:p>
     <w:p>
@@ -149,7 +149,7 @@
         <w:pBdr>
           <w:bottom w:val="single" w:color="C8C8C8" w:sz="6" w:space="8"/>
         </w:pBdr>
-        <w:spacing w:after="110" w:before="230" w:line="282"/>
+        <w:spacing w:after="120" w:before="240" w:line="286"/>
       </w:pPr>
       <w:r>
         <w:rPr>
@@ -160,171 +160,83 @@
           <w:sz w:val="23"/>
           <w:szCs w:val="23"/>
         </w:rPr>
-        <w:t xml:space="preserve">2. 빠진 것</w:t>
-      </w:r>
-    </w:p>
-    <w:p>
-      <w:pPr>
-        <w:spacing w:after="40" w:before="0" w:line="282"/>
-      </w:pPr>
-      <w:r>
-        <w:rPr>
-          <w:rFonts w:ascii="Pretendard" w:cs="Pretendard" w:eastAsia="Pretendard" w:hAnsi="Pretendard"/>
-          <w:b/>
-          <w:bCs/>
-          <w:color w:val="5A5A5A"/>
-          <w:sz w:val="20"/>
-          <w:szCs w:val="20"/>
-        </w:rPr>
-        <w:t xml:space="preserve">1  </w:t>
-      </w:r>
-      <w:r>
-        <w:rPr>
-          <w:rFonts w:ascii="Pretendard" w:cs="Pretendard" w:eastAsia="Pretendard" w:hAnsi="Pretendard"/>
-          <w:b/>
-          <w:bCs/>
-          <w:color w:val="111111"/>
-          <w:sz w:val="20"/>
-          <w:szCs w:val="20"/>
-        </w:rPr>
-        <w:t xml:space="preserve">인용이 한 줄도 없습니다.</w:t>
-      </w:r>
-    </w:p>
-    <w:p>
-      <w:pPr>
-        <w:spacing w:after="104" w:before="0" w:line="282"/>
-      </w:pPr>
-      <w:r>
-        <w:rPr>
-          <w:rFonts w:ascii="Pretendard" w:cs="Pretendard" w:eastAsia="Pretendard" w:hAnsi="Pretendard"/>
-          <w:color w:val="5A5A5A"/>
-          <w:sz w:val="20"/>
-          <w:szCs w:val="20"/>
-        </w:rPr>
-        <w:t xml:space="preserve">2번 항목에서 기술의 흐름을 설명하셨습니다. 누가 쓴 글입니까. 읽고 쓰신 것이라면 출처를 다십시오. 읽지 않고 쓰신 것이라면 그 문단은 논문에 쓸 수 없습니다.</w:t>
-      </w:r>
-    </w:p>
-    <w:p>
-      <w:pPr>
-        <w:spacing w:after="40" w:before="0" w:line="282"/>
-      </w:pPr>
-      <w:r>
-        <w:rPr>
-          <w:rFonts w:ascii="Pretendard" w:cs="Pretendard" w:eastAsia="Pretendard" w:hAnsi="Pretendard"/>
-          <w:b/>
-          <w:bCs/>
-          <w:color w:val="5A5A5A"/>
-          <w:sz w:val="20"/>
-          <w:szCs w:val="20"/>
-        </w:rPr>
-        <w:t xml:space="preserve">2  </w:t>
-      </w:r>
-      <w:r>
-        <w:rPr>
-          <w:rFonts w:ascii="Pretendard" w:cs="Pretendard" w:eastAsia="Pretendard" w:hAnsi="Pretendard"/>
-          <w:b/>
-          <w:bCs/>
-          <w:color w:val="111111"/>
-          <w:sz w:val="20"/>
-          <w:szCs w:val="20"/>
-        </w:rPr>
-        <w:t xml:space="preserve">동반감·존재감·소통 부담을 무엇으로 재는지 없습니다.</w:t>
-      </w:r>
-    </w:p>
-    <w:p>
-      <w:pPr>
-        <w:spacing w:after="104" w:before="0" w:line="282"/>
-      </w:pPr>
-      <w:r>
-        <w:rPr>
-          <w:rFonts w:ascii="Pretendard" w:cs="Pretendard" w:eastAsia="Pretendard" w:hAnsi="Pretendard"/>
-          <w:color w:val="5A5A5A"/>
-          <w:sz w:val="20"/>
-          <w:szCs w:val="20"/>
-        </w:rPr>
-        <w:t xml:space="preserve">'인터뷰로 구체화한다'고 쓰셨는데, 인터뷰에서 무엇을 물어볼지가 없습니다. 이 세 가지는 이미 다른 연구자들이 측정 도구를 만들어 둔 개념입니다.</w:t>
-      </w:r>
-    </w:p>
-    <w:p>
-      <w:pPr>
-        <w:spacing w:after="40" w:before="0" w:line="282"/>
-      </w:pPr>
-      <w:r>
-        <w:rPr>
-          <w:rFonts w:ascii="Pretendard" w:cs="Pretendard" w:eastAsia="Pretendard" w:hAnsi="Pretendard"/>
-          <w:b/>
-          <w:bCs/>
-          <w:color w:val="5A5A5A"/>
-          <w:sz w:val="20"/>
-          <w:szCs w:val="20"/>
-        </w:rPr>
-        <w:t xml:space="preserve">3  </w:t>
-      </w:r>
-      <w:r>
-        <w:rPr>
-          <w:rFonts w:ascii="Pretendard" w:cs="Pretendard" w:eastAsia="Pretendard" w:hAnsi="Pretendard"/>
-          <w:b/>
-          <w:bCs/>
-          <w:color w:val="111111"/>
-          <w:sz w:val="20"/>
-          <w:szCs w:val="20"/>
-        </w:rPr>
-        <w:t xml:space="preserve">커플이 몇 쌍인지 없습니다.</w:t>
-      </w:r>
-    </w:p>
-    <w:p>
-      <w:pPr>
-        <w:spacing w:after="104" w:before="0" w:line="282"/>
-      </w:pPr>
-      <w:r>
-        <w:rPr>
-          <w:rFonts w:ascii="Pretendard" w:cs="Pretendard" w:eastAsia="Pretendard" w:hAnsi="Pretendard"/>
-          <w:color w:val="5A5A5A"/>
-          <w:sz w:val="20"/>
-          <w:szCs w:val="20"/>
-        </w:rPr>
-        <w:t xml:space="preserve">며칠 동안 쓰게 하는지, 몇 번 측정하는지도 없습니다.</w:t>
-      </w:r>
-    </w:p>
-    <w:p>
-      <w:pPr>
-        <w:spacing w:after="40" w:before="0" w:line="282"/>
-      </w:pPr>
-      <w:r>
-        <w:rPr>
-          <w:rFonts w:ascii="Pretendard" w:cs="Pretendard" w:eastAsia="Pretendard" w:hAnsi="Pretendard"/>
-          <w:b/>
-          <w:bCs/>
-          <w:color w:val="5A5A5A"/>
-          <w:sz w:val="20"/>
-          <w:szCs w:val="20"/>
-        </w:rPr>
-        <w:t xml:space="preserve">4  </w:t>
-      </w:r>
-      <w:r>
-        <w:rPr>
-          <w:rFonts w:ascii="Pretendard" w:cs="Pretendard" w:eastAsia="Pretendard" w:hAnsi="Pretendard"/>
-          <w:b/>
-          <w:bCs/>
-          <w:color w:val="111111"/>
-          <w:sz w:val="20"/>
-          <w:szCs w:val="20"/>
-        </w:rPr>
-        <w:t xml:space="preserve">프로토타입이 무엇인지 없습니다.</w:t>
-      </w:r>
-    </w:p>
-    <w:p>
-      <w:pPr>
-        <w:spacing w:after="104" w:before="0" w:line="282"/>
-      </w:pPr>
-      <w:r>
-        <w:rPr>
-          <w:rFonts w:ascii="Pretendard" w:cs="Pretendard" w:eastAsia="Pretendard" w:hAnsi="Pretendard"/>
-          <w:color w:val="5A5A5A"/>
-          <w:sz w:val="20"/>
-          <w:szCs w:val="20"/>
-        </w:rPr>
-        <w:t xml:space="preserve">빛인지 진동인지 소리인지, 아니면 전부인지 정해지지 않았습니다. 정해지지 않으면 만들 수 없습니다.</w:t>
+        <w:t xml:space="preserve">보완할 점</w:t>
+      </w:r>
+    </w:p>
+    <w:p>
+      <w:pPr>
+        <w:pStyle w:val="ListParagraph"/>
+        <w:numPr>
+          <w:ilvl w:val="0"/>
+          <w:numId w:val="3"/>
+        </w:numPr>
+        <w:spacing w:after="104" w:before="0" w:line="286"/>
+      </w:pPr>
+      <w:r>
+        <w:rPr>
+          <w:rFonts w:ascii="Pretendard" w:cs="Pretendard" w:eastAsia="Pretendard" w:hAnsi="Pretendard"/>
+          <w:color w:val="111111"/>
+          <w:sz w:val="20"/>
+          <w:szCs w:val="20"/>
+        </w:rPr>
+        <w:t xml:space="preserve">인용 출처가 제시되지 않았습니다. 2항에 작성한 기술 변화는 기존 연구에 근거한 내용이므로 해당 연구의 출처를 밝혀야 합니다.</w:t>
+      </w:r>
+    </w:p>
+    <w:p>
+      <w:pPr>
+        <w:pStyle w:val="ListParagraph"/>
+        <w:numPr>
+          <w:ilvl w:val="0"/>
+          <w:numId w:val="3"/>
+        </w:numPr>
+        <w:spacing w:after="104" w:before="0" w:line="286"/>
+      </w:pPr>
+      <w:r>
+        <w:rPr>
+          <w:rFonts w:ascii="Pretendard" w:cs="Pretendard" w:eastAsia="Pretendard" w:hAnsi="Pretendard"/>
+          <w:color w:val="111111"/>
+          <w:sz w:val="20"/>
+          <w:szCs w:val="20"/>
+        </w:rPr>
+        <w:t xml:space="preserve">개념의 측정 방법이 제시되지 않았습니다. 동반감, 존재감, 소통 부담은 기존 연구에서 측정 도구가 개발된 개념이므로, 인터뷰에서 무엇을 확인할 것인지 구체화해야 합니다.</w:t>
+      </w:r>
+    </w:p>
+    <w:p>
+      <w:pPr>
+        <w:pStyle w:val="ListParagraph"/>
+        <w:numPr>
+          <w:ilvl w:val="0"/>
+          <w:numId w:val="3"/>
+        </w:numPr>
+        <w:spacing w:after="104" w:before="0" w:line="286"/>
+      </w:pPr>
+      <w:r>
+        <w:rPr>
+          <w:rFonts w:ascii="Pretendard" w:cs="Pretendard" w:eastAsia="Pretendard" w:hAnsi="Pretendard"/>
+          <w:color w:val="111111"/>
+          <w:sz w:val="20"/>
+          <w:szCs w:val="20"/>
+        </w:rPr>
+        <w:t xml:space="preserve">실험 계획이 부족합니다. 참여 커플 수, 사용 기간, 측정 횟수를 구체적으로 제시해야 합니다.</w:t>
+      </w:r>
+    </w:p>
+    <w:p>
+      <w:pPr>
+        <w:pStyle w:val="ListParagraph"/>
+        <w:numPr>
+          <w:ilvl w:val="0"/>
+          <w:numId w:val="3"/>
+        </w:numPr>
+        <w:spacing w:after="104" w:before="0" w:line="286"/>
+      </w:pPr>
+      <w:r>
+        <w:rPr>
+          <w:rFonts w:ascii="Pretendard" w:cs="Pretendard" w:eastAsia="Pretendard" w:hAnsi="Pretendard"/>
+          <w:color w:val="111111"/>
+          <w:sz w:val="20"/>
+          <w:szCs w:val="20"/>
+        </w:rPr>
+        <w:t xml:space="preserve">프로토타입의 형태가 확정되지 않았습니다. 빛, 촉각, 소리, 움직임 중 무엇을 구현할 것인지 정해져야 제작을 진행할 수 있습니다.</w:t>
       </w:r>
     </w:p>
     <w:p>
@@ -332,7 +244,7 @@
         <w:pBdr>
           <w:bottom w:val="single" w:color="C8C8C8" w:sz="6" w:space="8"/>
         </w:pBdr>
-        <w:spacing w:after="110" w:before="230" w:line="282"/>
+        <w:spacing w:after="120" w:before="240" w:line="286"/>
       </w:pPr>
       <w:r>
         <w:rPr>
@@ -343,77 +255,45 @@
           <w:sz w:val="23"/>
           <w:szCs w:val="23"/>
         </w:rPr>
-        <w:t xml:space="preserve">3. 다음 회차까지 할 것</w:t>
-      </w:r>
-    </w:p>
-    <w:p>
-      <w:pPr>
-        <w:pStyle w:val="ListParagraph"/>
-        <w:numPr>
-          <w:ilvl w:val="0"/>
-          <w:numId w:val="3"/>
-        </w:numPr>
-        <w:spacing w:after="40" w:before="0" w:line="282"/>
-      </w:pPr>
-      <w:r>
-        <w:rPr>
-          <w:rFonts w:ascii="Pretendard" w:cs="Pretendard" w:eastAsia="Pretendard" w:hAnsi="Pretendard"/>
-          <w:b/>
-          <w:bCs/>
-          <w:color w:val="111111"/>
-          <w:sz w:val="20"/>
-          <w:szCs w:val="20"/>
-        </w:rPr>
-        <w:t xml:space="preserve">2번 항목의 출처를 찾아 논문 다섯 편으로 바꾸십시오.</w:t>
-      </w:r>
-    </w:p>
-    <w:p>
-      <w:pPr>
-        <w:spacing w:after="104" w:before="0" w:line="282"/>
-      </w:pPr>
-      <w:r>
-        <w:rPr>
-          <w:rFonts w:ascii="Pretendard" w:cs="Pretendard" w:eastAsia="Pretendard" w:hAnsi="Pretendard"/>
-          <w:color w:val="5A5A5A"/>
-          <w:sz w:val="20"/>
-          <w:szCs w:val="20"/>
-        </w:rPr>
-        <w:t xml:space="preserve">쓰신 내용이 맞다면 그 근거가 되는 논문이 반드시 있습니다. 그것을 찾는 것이 선행연구입니다.</w:t>
-      </w:r>
-    </w:p>
-    <w:p>
-      <w:pPr>
-        <w:pStyle w:val="ListParagraph"/>
-        <w:numPr>
-          <w:ilvl w:val="0"/>
-          <w:numId w:val="3"/>
-        </w:numPr>
-        <w:spacing w:after="40" w:before="0" w:line="282"/>
-      </w:pPr>
-      <w:r>
-        <w:rPr>
-          <w:rFonts w:ascii="Pretendard" w:cs="Pretendard" w:eastAsia="Pretendard" w:hAnsi="Pretendard"/>
-          <w:b/>
-          <w:bCs/>
-          <w:color w:val="111111"/>
-          <w:sz w:val="20"/>
-          <w:szCs w:val="20"/>
-        </w:rPr>
-        <w:t xml:space="preserve">그중 동반감이나 존재감을 실제로 측정한 논문을 고르십시오.</w:t>
-      </w:r>
-    </w:p>
-    <w:p>
-      <w:pPr>
-        <w:spacing w:after="104" w:before="0" w:line="282"/>
-      </w:pPr>
-      <w:r>
-        <w:rPr>
-          <w:rFonts w:ascii="Pretendard" w:cs="Pretendard" w:eastAsia="Pretendard" w:hAnsi="Pretendard"/>
-          <w:color w:val="5A5A5A"/>
-          <w:sz w:val="20"/>
-          <w:szCs w:val="20"/>
-        </w:rPr>
-        <w:t xml:space="preserve">그 논문이 쓴 문항을 가져오십시오. 그러면 '무엇으로 재는가'가 해결됩니다.</w:t>
+        <w:t xml:space="preserve">다음 과제</w:t>
+      </w:r>
+    </w:p>
+    <w:p>
+      <w:pPr>
+        <w:pStyle w:val="ListParagraph"/>
+        <w:numPr>
+          <w:ilvl w:val="0"/>
+          <w:numId w:val="4"/>
+        </w:numPr>
+        <w:spacing w:after="104" w:before="0" w:line="286"/>
+      </w:pPr>
+      <w:r>
+        <w:rPr>
+          <w:rFonts w:ascii="Pretendard" w:cs="Pretendard" w:eastAsia="Pretendard" w:hAnsi="Pretendard"/>
+          <w:color w:val="111111"/>
+          <w:sz w:val="20"/>
+          <w:szCs w:val="20"/>
+        </w:rPr>
+        <w:t xml:space="preserve">2항의 내용에 대한 선행연구 5편을 조사하십시오. 작성한 내용의 근거가 되는 연구를 확인하고 출처를 정리하십시오.</w:t>
+      </w:r>
+    </w:p>
+    <w:p>
+      <w:pPr>
+        <w:pStyle w:val="ListParagraph"/>
+        <w:numPr>
+          <w:ilvl w:val="0"/>
+          <w:numId w:val="4"/>
+        </w:numPr>
+        <w:spacing w:after="104" w:before="0" w:line="286"/>
+      </w:pPr>
+      <w:r>
+        <w:rPr>
+          <w:rFonts w:ascii="Pretendard" w:cs="Pretendard" w:eastAsia="Pretendard" w:hAnsi="Pretendard"/>
+          <w:color w:val="111111"/>
+          <w:sz w:val="20"/>
+          <w:szCs w:val="20"/>
+        </w:rPr>
+        <w:t xml:space="preserve">동반감 또는 존재감을 측정한 연구를 확보하여 측정 문항의 활용 가능 여부를 검토하십시오.</w:t>
       </w:r>
     </w:p>
     <w:p>
@@ -421,7 +301,7 @@
         <w:pBdr>
           <w:bottom w:val="single" w:color="C8C8C8" w:sz="6" w:space="8"/>
         </w:pBdr>
-        <w:spacing w:after="110" w:before="230" w:line="282"/>
+        <w:spacing w:after="120" w:before="240" w:line="286"/>
       </w:pPr>
       <w:r>
         <w:rPr>
@@ -432,7 +312,7 @@
           <w:sz w:val="23"/>
           <w:szCs w:val="23"/>
         </w:rPr>
-        <w:t xml:space="preserve">4. 다섯 분 모두에게</w:t>
+        <w:t xml:space="preserve">추가 안내</w:t>
       </w:r>
     </w:p>
     <w:p>
@@ -442,32 +322,16 @@
           <w:ilvl w:val="0"/>
           <w:numId w:val="2"/>
         </w:numPr>
-        <w:spacing w:after="40" w:before="0" w:line="282"/>
-      </w:pPr>
-      <w:r>
-        <w:rPr>
-          <w:rFonts w:ascii="Pretendard" w:cs="Pretendard" w:eastAsia="Pretendard" w:hAnsi="Pretendard"/>
-          <w:b/>
-          <w:bCs/>
-          <w:color w:val="111111"/>
-          <w:sz w:val="20"/>
-          <w:szCs w:val="20"/>
-        </w:rPr>
-        <w:t xml:space="preserve">숫자를 적으십시오.</w:t>
-      </w:r>
-    </w:p>
-    <w:p>
-      <w:pPr>
-        <w:spacing w:after="88" w:before="0" w:line="282"/>
-      </w:pPr>
-      <w:r>
-        <w:rPr>
-          <w:rFonts w:ascii="Pretendard" w:cs="Pretendard" w:eastAsia="Pretendard" w:hAnsi="Pretendard"/>
-          <w:color w:val="5A5A5A"/>
-          <w:sz w:val="20"/>
-          <w:szCs w:val="20"/>
-        </w:rPr>
-        <w:t xml:space="preserve">몇 명에게, 몇 점을, 몇 달 동안 하는지 적힌 과제가 한 편도 없었습니다. 숫자가 없으면 그 연구를 할 수 있는지 아무도 판단할 수 없습니다.</w:t>
+        <w:spacing w:after="76" w:before="0" w:line="286"/>
+      </w:pPr>
+      <w:r>
+        <w:rPr>
+          <w:rFonts w:ascii="Pretendard" w:cs="Pretendard" w:eastAsia="Pretendard" w:hAnsi="Pretendard"/>
+          <w:color w:val="111111"/>
+          <w:sz w:val="20"/>
+          <w:szCs w:val="20"/>
+        </w:rPr>
+        <w:t xml:space="preserve">참여 커플 수, 사용 기간, 측정 횟수, 조사 기간 등 모든 연구 설계 요소를 숫자로 구체화해야 합니다.</w:t>
       </w:r>
     </w:p>
     <w:p>
@@ -477,67 +341,16 @@
           <w:ilvl w:val="0"/>
           <w:numId w:val="2"/>
         </w:numPr>
-        <w:spacing w:after="40" w:before="0" w:line="282"/>
-      </w:pPr>
-      <w:r>
-        <w:rPr>
-          <w:rFonts w:ascii="Pretendard" w:cs="Pretendard" w:eastAsia="Pretendard" w:hAnsi="Pretendard"/>
-          <w:b/>
-          <w:bCs/>
-          <w:color w:val="111111"/>
-          <w:sz w:val="20"/>
-          <w:szCs w:val="20"/>
-        </w:rPr>
-        <w:t xml:space="preserve">검증을 누가 언제 하는지 적으십시오.</w:t>
-      </w:r>
-    </w:p>
-    <w:p>
-      <w:pPr>
-        <w:spacing w:after="88" w:before="0" w:line="282"/>
-      </w:pPr>
-      <w:r>
-        <w:rPr>
-          <w:rFonts w:ascii="Pretendard" w:cs="Pretendard" w:eastAsia="Pretendard" w:hAnsi="Pretendard"/>
-          <w:color w:val="5A5A5A"/>
-          <w:sz w:val="20"/>
-          <w:szCs w:val="20"/>
-        </w:rPr>
-        <w:t xml:space="preserve">전문가입니까 사용자입니까. 몇 명입니까. 언제 합니까.</w:t>
-      </w:r>
-    </w:p>
-    <w:p>
-      <w:pPr>
-        <w:pStyle w:val="ListParagraph"/>
-        <w:numPr>
-          <w:ilvl w:val="0"/>
-          <w:numId w:val="2"/>
-        </w:numPr>
-        <w:spacing w:after="40" w:before="0" w:line="282"/>
-      </w:pPr>
-      <w:r>
-        <w:rPr>
-          <w:rFonts w:ascii="Pretendard" w:cs="Pretendard" w:eastAsia="Pretendard" w:hAnsi="Pretendard"/>
-          <w:b/>
-          <w:bCs/>
-          <w:color w:val="111111"/>
-          <w:sz w:val="20"/>
-          <w:szCs w:val="20"/>
-        </w:rPr>
-        <w:t xml:space="preserve">측정 도구는 만들지 말고 빌려 오십시오.</w:t>
-      </w:r>
-    </w:p>
-    <w:p>
-      <w:pPr>
-        <w:spacing w:after="88" w:before="0" w:line="282"/>
-      </w:pPr>
-      <w:r>
-        <w:rPr>
-          <w:rFonts w:ascii="Pretendard" w:cs="Pretendard" w:eastAsia="Pretendard" w:hAnsi="Pretendard"/>
-          <w:color w:val="5A5A5A"/>
-          <w:sz w:val="20"/>
-          <w:szCs w:val="20"/>
-        </w:rPr>
-        <w:t xml:space="preserve">선행연구에서 쓴 문항을 가져다 쓰는 것이 정상입니다. 직접 만들면 그 문항이 맞는지 증명해야 하는 일이 하나 더 늘어납니다.</w:t>
+        <w:spacing w:after="40" w:before="0" w:line="286"/>
+      </w:pPr>
+      <w:r>
+        <w:rPr>
+          <w:rFonts w:ascii="Pretendard" w:cs="Pretendard" w:eastAsia="Pretendard" w:hAnsi="Pretendard"/>
+          <w:color w:val="111111"/>
+          <w:sz w:val="20"/>
+          <w:szCs w:val="20"/>
+        </w:rPr>
+        <w:t xml:space="preserve">검증 주체(전문가 또는 사용자), 검증 인원, 검증 시점을 명확히 제시해야 합니다.</w:t>
       </w:r>
     </w:p>
     <w:sectPr>
@@ -718,7 +531,7 @@
       <w:lvlText w:val="%1."/>
       <w:lvlJc w:val="left"/>
       <w:pPr>
-        <w:ind w:left="504" w:hanging="360"/>
+        <w:ind w:left="489" w:hanging="489"/>
       </w:pPr>
     </w:lvl>
   </w:abstractNum>
@@ -726,11 +539,23 @@
     <w:multiLevelType w:val="hybridMultilevel"/>
     <w:lvl w:ilvl="0" w:tentative="1">
       <w:start w:val="1"/>
+      <w:numFmt w:val="decimal"/>
+      <w:lvlText w:val="%1."/>
+      <w:lvlJc w:val="left"/>
+      <w:pPr>
+        <w:ind w:left="489" w:hanging="489"/>
+      </w:pPr>
+    </w:lvl>
+  </w:abstractNum>
+  <w:abstractNum w:abstractNumId="4" w15:restartNumberingAfterBreak="0">
+    <w:multiLevelType w:val="hybridMultilevel"/>
+    <w:lvl w:ilvl="0" w:tentative="1">
+      <w:start w:val="1"/>
       <w:numFmt w:val="bullet"/>
-      <w:lvlText w:val="—"/>
-      <w:lvlJc w:val="left"/>
-      <w:pPr>
-        <w:ind w:left="504" w:hanging="360"/>
+      <w:lvlText w:val="•"/>
+      <w:lvlJc w:val="left"/>
+      <w:pPr>
+        <w:ind w:left="431" w:hanging="288"/>
       </w:pPr>
     </w:lvl>
   </w:abstractNum>
@@ -741,13 +566,19 @@
     </w:lvlOverride>
   </w:num>
   <w:num w:numId="2">
-    <w:abstractNumId w:val="3"/>
+    <w:abstractNumId w:val="4"/>
     <w:lvlOverride w:ilvl="0">
       <w:startOverride w:val="1"/>
     </w:lvlOverride>
   </w:num>
   <w:num w:numId="3">
     <w:abstractNumId w:val="2"/>
+    <w:lvlOverride w:ilvl="0">
+      <w:startOverride w:val="1"/>
+    </w:lvlOverride>
+  </w:num>
+  <w:num w:numId="4">
+    <w:abstractNumId w:val="3"/>
     <w:lvlOverride w:ilvl="0">
       <w:startOverride w:val="1"/>
     </w:lvlOverride>
